--- a/Fonte_Sigilosa/대본/8부/13화_Publicacao_simultanea.docx
+++ b/Fonte_Sigilosa/대본/8부/13화_Publicacao_simultanea.docx
@@ -7037,7 +7037,7 @@
           <w:rFonts w:ascii="Arial" w:hAnsi="Arial" w:eastAsia="Malgun Gothic"/>
           <w:sz w:val="19"/>
         </w:rPr>
-        <w:t>문법 1: 과거완료(tinha + 과거분사) — "Quando o placar fechou em seis a cinco, ele já tinha saído", "Ele já tinha limpado tudo antes de a gente apertar o botão", "a rede já tinha aberto vinte e três contas", "Quando eu li as notas…, já tinha decidido vir", 수동 과거완료 "A nossa capa já tinha sido fechada".</w:t>
+        <w:t>문법 1: 과거완료(tinha + 과거분사) — "Quando vocês apertaram o botão, ele já tinha saído daqui", "Ele já tinha limpado tudo antes de a gente apertar o botão", "a rede já tinha aberto vinte e três contas", "Quando eu li as notas…, já tinha decidido vir", 수동 과거완료 "A nossa capa já tinha sido fechada".</w:t>
       </w:r>
     </w:p>
     <w:p>
